--- a/public_chapter/PublicChapter_draft_vfinal.docx
+++ b/public_chapter/PublicChapter_draft_vfinal.docx
@@ -184,6 +184,7 @@
           <w:szCs w:val="20"/>
         </w:rPr>
       </w:pPr>
+      <w:proofErr w:type="gramStart"/>
       <w:r>
         <w:rPr>
           <w:sz w:val="20"/>
@@ -191,6 +192,7 @@
         </w:rPr>
         <w:t>So</w:t>
       </w:r>
+      <w:proofErr w:type="gramEnd"/>
       <w:r>
         <w:rPr>
           <w:sz w:val="20"/>
@@ -255,242 +257,283 @@
           <w:sz w:val="20"/>
           <w:szCs w:val="20"/>
         </w:rPr>
-        <w:t>: the realization that everyone has a life as real and full as your own. It’s one of my favorite words, expressing how connected we are as humans, going through our own emotions</w:t>
-      </w:r>
+        <w:t xml:space="preserve">: the realization that everyone has a life as real and full as </w:t>
+      </w:r>
+      <w:proofErr w:type="gramStart"/>
       <w:r>
         <w:rPr>
           <w:sz w:val="20"/>
           <w:szCs w:val="20"/>
         </w:rPr>
-        <w:t xml:space="preserve"> and </w:t>
-      </w:r>
+        <w:t>your</w:t>
+      </w:r>
+      <w:proofErr w:type="gramEnd"/>
       <w:r>
         <w:rPr>
           <w:sz w:val="20"/>
           <w:szCs w:val="20"/>
         </w:rPr>
-        <w:t>personal turmoil, figuring out our lives as we go. R</w:t>
+        <w:t xml:space="preserve"> own. It’s one of my favorite words, expressing how connected we are as humans, going through our own emotions</w:t>
       </w:r>
       <w:r>
         <w:rPr>
           <w:sz w:val="20"/>
           <w:szCs w:val="20"/>
         </w:rPr>
-        <w:t>esearch is</w:t>
+        <w:t xml:space="preserve"> and </w:t>
       </w:r>
       <w:r>
         <w:rPr>
           <w:sz w:val="20"/>
           <w:szCs w:val="20"/>
         </w:rPr>
-        <w:t xml:space="preserve"> typically</w:t>
+        <w:t>personal turmoil, figuring out our lives as we go. R</w:t>
       </w:r>
       <w:r>
         <w:rPr>
           <w:sz w:val="20"/>
           <w:szCs w:val="20"/>
         </w:rPr>
-        <w:t xml:space="preserve"> presented without mentioning th</w:t>
+        <w:t>esearch is</w:t>
       </w:r>
       <w:r>
         <w:rPr>
           <w:sz w:val="20"/>
           <w:szCs w:val="20"/>
         </w:rPr>
-        <w:t xml:space="preserve">e rigorous </w:t>
+        <w:t xml:space="preserve"> typically</w:t>
       </w:r>
       <w:r>
         <w:rPr>
           <w:sz w:val="20"/>
           <w:szCs w:val="20"/>
         </w:rPr>
-        <w:t>mental</w:t>
+        <w:t xml:space="preserve"> presented without mentioning th</w:t>
       </w:r>
       <w:r>
         <w:rPr>
           <w:sz w:val="20"/>
           <w:szCs w:val="20"/>
         </w:rPr>
-        <w:t xml:space="preserve"> fortitude, the exhaustive emotional toll, the strains </w:t>
+        <w:t xml:space="preserve">e rigorous </w:t>
       </w:r>
       <w:r>
         <w:rPr>
           <w:sz w:val="20"/>
           <w:szCs w:val="20"/>
         </w:rPr>
-        <w:t>on life</w:t>
+        <w:t>mental</w:t>
       </w:r>
       <w:r>
         <w:rPr>
           <w:sz w:val="20"/>
           <w:szCs w:val="20"/>
         </w:rPr>
-        <w:t xml:space="preserve"> that </w:t>
+        <w:t xml:space="preserve"> fortitude, the exhaustive emotional toll, the strains </w:t>
       </w:r>
       <w:r>
         <w:rPr>
           <w:sz w:val="20"/>
           <w:szCs w:val="20"/>
         </w:rPr>
-        <w:t>it t</w:t>
+        <w:t>on life</w:t>
       </w:r>
       <w:r>
         <w:rPr>
           <w:sz w:val="20"/>
           <w:szCs w:val="20"/>
         </w:rPr>
-        <w:t>akes</w:t>
+        <w:t xml:space="preserve"> that </w:t>
       </w:r>
       <w:r>
         <w:rPr>
           <w:sz w:val="20"/>
           <w:szCs w:val="20"/>
         </w:rPr>
-        <w:t xml:space="preserve"> to succeed.</w:t>
+        <w:t>it t</w:t>
       </w:r>
       <w:r>
         <w:rPr>
           <w:sz w:val="20"/>
           <w:szCs w:val="20"/>
         </w:rPr>
-        <w:t xml:space="preserve"> But with this opportunity, I wanted to flip that narrative and share some of the mental and emotional swings of my PhD journey.</w:t>
-      </w:r>
-    </w:p>
-    <w:p>
-      <w:pPr>
-        <w:jc w:val="both"/>
+        <w:t>akes</w:t>
+      </w:r>
+      <w:r>
         <w:rPr>
           <w:sz w:val="20"/>
           <w:szCs w:val="20"/>
         </w:rPr>
-      </w:pPr>
+        <w:t xml:space="preserve"> to succeed.</w:t>
+      </w:r>
       <w:r>
         <w:rPr>
           <w:sz w:val="20"/>
           <w:szCs w:val="20"/>
         </w:rPr>
-        <w:t>10 years from now, I’m not sure how I’ll feel about graduate school. 7</w:t>
-      </w:r>
-      <w:r>
+        <w:t xml:space="preserve"> But with this opportunity, I wanted to flip that narrative and share some of the mental and emotional swings of my PhD journey.</w:t>
+      </w:r>
+    </w:p>
+    <w:p>
+      <w:pPr>
+        <w:jc w:val="both"/>
         <w:rPr>
           <w:sz w:val="20"/>
           <w:szCs w:val="20"/>
         </w:rPr>
-        <w:t xml:space="preserve"> whole</w:t>
-      </w:r>
+      </w:pPr>
       <w:r>
         <w:rPr>
           <w:sz w:val="20"/>
           <w:szCs w:val="20"/>
         </w:rPr>
-        <w:t xml:space="preserve"> years.</w:t>
+        <w:t>10 years from now, I’m not sure how I’ll feel about graduate school. 7</w:t>
       </w:r>
       <w:r>
         <w:rPr>
           <w:sz w:val="20"/>
           <w:szCs w:val="20"/>
         </w:rPr>
-        <w:t xml:space="preserve"> </w:t>
+        <w:t xml:space="preserve"> whole</w:t>
       </w:r>
       <w:r>
         <w:rPr>
           <w:sz w:val="20"/>
           <w:szCs w:val="20"/>
         </w:rPr>
-        <w:t xml:space="preserve">A project that brought me deeper into the niches of science than I ever thought I could go. What is </w:t>
+        <w:t xml:space="preserve"> years.</w:t>
       </w:r>
       <w:r>
         <w:rPr>
           <w:sz w:val="20"/>
           <w:szCs w:val="20"/>
         </w:rPr>
-        <w:t>v</w:t>
+        <w:t xml:space="preserve"> </w:t>
       </w:r>
       <w:r>
         <w:rPr>
           <w:sz w:val="20"/>
           <w:szCs w:val="20"/>
         </w:rPr>
-        <w:t xml:space="preserve">an </w:t>
+        <w:t xml:space="preserve">A project that brought me deeper into the niches of science than I ever thought I could go. What is </w:t>
       </w:r>
       <w:r>
         <w:rPr>
           <w:sz w:val="20"/>
           <w:szCs w:val="20"/>
         </w:rPr>
-        <w:t>d</w:t>
+        <w:t>v</w:t>
       </w:r>
       <w:r>
         <w:rPr>
           <w:sz w:val="20"/>
           <w:szCs w:val="20"/>
         </w:rPr>
-        <w:t>er Waals</w:t>
+        <w:t xml:space="preserve">an </w:t>
       </w:r>
       <w:r>
         <w:rPr>
           <w:sz w:val="20"/>
           <w:szCs w:val="20"/>
         </w:rPr>
-        <w:t xml:space="preserve"> packing anyways? This miniscule attractive force that relies on the periphery of atoms in space. </w:t>
+        <w:t>d</w:t>
       </w:r>
       <w:r>
         <w:rPr>
           <w:sz w:val="20"/>
           <w:szCs w:val="20"/>
         </w:rPr>
-        <w:t>I’ve spent years i</w:t>
+        <w:t>er Waals</w:t>
       </w:r>
       <w:r>
         <w:rPr>
           <w:sz w:val="20"/>
           <w:szCs w:val="20"/>
         </w:rPr>
-        <w:t>nvestigating subatomic interactions within both theoretical and physical experimentation and making sense of the results. And here, finally at the end, realizing that my thesis is a translation of my findings that this superficially nanoscopic (it’s actually smaller</w:t>
+        <w:t xml:space="preserve"> packing anyways? This miniscule attractive force that relies on the periphery of atoms in space. </w:t>
       </w:r>
       <w:r>
         <w:rPr>
           <w:sz w:val="20"/>
           <w:szCs w:val="20"/>
         </w:rPr>
-        <w:t>!</w:t>
+        <w:t>I’ve spent years i</w:t>
       </w:r>
       <w:r>
         <w:rPr>
           <w:sz w:val="20"/>
           <w:szCs w:val="20"/>
         </w:rPr>
-        <w:t xml:space="preserve">) force has on membrane protein folding and association. </w:t>
-      </w:r>
-    </w:p>
-    <w:p>
-      <w:pPr>
-        <w:jc w:val="both"/>
+        <w:t xml:space="preserve">nvestigating subatomic interactions within both theoretical and physical experimentation and making sense of the results. And here, finally at the end, realizing that my thesis is a translation of my findings that this superficially nanoscopic (it’s </w:t>
+      </w:r>
+      <w:proofErr w:type="gramStart"/>
+      <w:r>
         <w:rPr>
           <w:sz w:val="20"/>
           <w:szCs w:val="20"/>
         </w:rPr>
-      </w:pPr>
+        <w:t>actually smaller</w:t>
+      </w:r>
+      <w:proofErr w:type="gramEnd"/>
       <w:r>
         <w:rPr>
           <w:sz w:val="20"/>
           <w:szCs w:val="20"/>
         </w:rPr>
-        <w:t>But d</w:t>
+        <w:t>!</w:t>
       </w:r>
       <w:r>
         <w:rPr>
           <w:sz w:val="20"/>
           <w:szCs w:val="20"/>
         </w:rPr>
-        <w:t>iscovery and novelty are extremely difficult to quantify</w:t>
-      </w:r>
-      <w:r>
+        <w:t xml:space="preserve">) force has on membrane protein folding and association. </w:t>
+      </w:r>
+    </w:p>
+    <w:p>
+      <w:pPr>
+        <w:jc w:val="both"/>
         <w:rPr>
           <w:sz w:val="20"/>
           <w:szCs w:val="20"/>
         </w:rPr>
-        <w:t>, and even more so to describe at a level that makes sense to everyone. So I’ve melded two approaches that I felt comfortable with: The creation of a playlist that embodies the experiences I’ve had paired with personable letter writing. All aiming to answer the question:</w:t>
+      </w:pPr>
+      <w:r>
+        <w:rPr>
+          <w:sz w:val="20"/>
+          <w:szCs w:val="20"/>
+        </w:rPr>
+        <w:t>But d</w:t>
+      </w:r>
+      <w:r>
+        <w:rPr>
+          <w:sz w:val="20"/>
+          <w:szCs w:val="20"/>
+        </w:rPr>
+        <w:t>iscovery and novelty are extremely difficult to quantify</w:t>
+      </w:r>
+      <w:r>
+        <w:rPr>
+          <w:sz w:val="20"/>
+          <w:szCs w:val="20"/>
+        </w:rPr>
+        <w:t xml:space="preserve">, and even more so to describe at a level that makes sense to everyone. </w:t>
+      </w:r>
+      <w:proofErr w:type="gramStart"/>
+      <w:r>
+        <w:rPr>
+          <w:sz w:val="20"/>
+          <w:szCs w:val="20"/>
+        </w:rPr>
+        <w:t>So</w:t>
+      </w:r>
+      <w:proofErr w:type="gramEnd"/>
+      <w:r>
+        <w:rPr>
+          <w:sz w:val="20"/>
+          <w:szCs w:val="20"/>
+        </w:rPr>
+        <w:t xml:space="preserve"> I’ve melded two approaches that I felt comfortable with: The creation of a playlist that embodies the experiences I’ve had paired with personable letter writing. All aiming to answer the question:</w:t>
       </w:r>
     </w:p>
     <w:p>
@@ -3906,15 +3949,28 @@
         <w:t>turn away</w:t>
       </w:r>
       <w:r>
-        <w:t xml:space="preserve"> from the expectations that adults had for me.</w:t>
+        <w:t xml:space="preserve"> from the expectations that adults had </w:t>
+      </w:r>
+      <w:proofErr w:type="gramStart"/>
+      <w:r>
+        <w:t>for</w:t>
+      </w:r>
+      <w:proofErr w:type="gramEnd"/>
+      <w:r>
+        <w:t xml:space="preserve"> me.</w:t>
       </w:r>
     </w:p>
     <w:p>
       <w:pPr>
         <w:pStyle w:val="lettertext"/>
       </w:pPr>
-      <w:r>
-        <w:t>So wh</w:t>
+      <w:proofErr w:type="gramStart"/>
+      <w:r>
+        <w:t>So</w:t>
+      </w:r>
+      <w:proofErr w:type="gramEnd"/>
+      <w:r>
+        <w:t xml:space="preserve"> wh</w:t>
       </w:r>
       <w:r>
         <w:t>en</w:t>
@@ -4936,7 +4992,23 @@
           <w:i/>
           <w:iCs/>
         </w:rPr>
-        <w:t xml:space="preserve"> am I missing? Do I have the ability to navigate the field of biochemistry? Do I even belong here?</w:t>
+        <w:t xml:space="preserve"> am I missing? Do I </w:t>
+      </w:r>
+      <w:proofErr w:type="gramStart"/>
+      <w:r>
+        <w:rPr>
+          <w:i/>
+          <w:iCs/>
+        </w:rPr>
+        <w:t>have the ability to</w:t>
+      </w:r>
+      <w:proofErr w:type="gramEnd"/>
+      <w:r>
+        <w:rPr>
+          <w:i/>
+          <w:iCs/>
+        </w:rPr>
+        <w:t xml:space="preserve"> navigate the field of biochemistry? Do I even belong here?</w:t>
       </w:r>
     </w:p>
     <w:p>
@@ -5147,7 +5219,15 @@
         <w:t>P.P.S.</w:t>
       </w:r>
       <w:r>
-        <w:t xml:space="preserve"> I thought coming here would allow me to feel more comfortable because I’d find people like me: People who want to understand more about science, to better understand different cultures and perspectives, to learn by challenging the norm and gaining insights into the unique experiences of others. So why does it often feel like I have to conform to what other people expect of me rather than being given the chance to share my own identity?</w:t>
+        <w:t xml:space="preserve"> I thought coming here would allow me to feel more comfortable because I’d find people like me: People who want to understand more about science, to better understand different cultures and perspectives, to learn by challenging the norm and gaining insights into the unique experiences of others. So why does it often feel like I </w:t>
+      </w:r>
+      <w:proofErr w:type="gramStart"/>
+      <w:r>
+        <w:t>have to</w:t>
+      </w:r>
+      <w:proofErr w:type="gramEnd"/>
+      <w:r>
+        <w:t xml:space="preserve"> conform to what other people expect of me rather than being given the chance to share my own identity?</w:t>
       </w:r>
     </w:p>
     <w:p>
@@ -5387,10 +5467,12 @@
         <w:t xml:space="preserve"> | Sorry to Bother You | The Farewell | </w:t>
       </w:r>
       <w:proofErr w:type="spellStart"/>
+      <w:proofErr w:type="gramStart"/>
       <w:r>
         <w:t>Nier:Automata</w:t>
       </w:r>
       <w:proofErr w:type="spellEnd"/>
+      <w:proofErr w:type="gramEnd"/>
       <w:r>
         <w:t xml:space="preserve"> | Persona 5: Royale</w:t>
       </w:r>
@@ -5444,7 +5526,15 @@
         <w:jc w:val="center"/>
       </w:pPr>
       <w:r>
-        <w:t>Portrait of a Lady on Fire | Mr. Robot | Plastic Memories |       Everything Everywhere All At Once | Waves | The Dragon Prince</w:t>
+        <w:t xml:space="preserve">Portrait of a Lady on Fire | Mr. Robot | Plastic Memories |       Everything Everywhere All </w:t>
+      </w:r>
+      <w:proofErr w:type="gramStart"/>
+      <w:r>
+        <w:t>At</w:t>
+      </w:r>
+      <w:proofErr w:type="gramEnd"/>
+      <w:r>
+        <w:t xml:space="preserve"> Once | Waves | The Dragon Prince</w:t>
       </w:r>
     </w:p>
     <w:p>
@@ -6036,7 +6126,15 @@
         <w:pStyle w:val="lettertext"/>
       </w:pPr>
       <w:r>
-        <w:t xml:space="preserve">I’m one of the few black people in my research program. I’m insecure about my identity and my ability to communicate. But I want to leave Wisconsin on my own terms. To do that, I have to figure out what I’m missing in my learning. What can I do to pass next year? Is something about my identity making me not good enough? </w:t>
+        <w:t xml:space="preserve">I’m one of the few black people in my research program. I’m insecure about my identity and my ability to communicate. But I want to leave Wisconsin on my own terms. To do that, I </w:t>
+      </w:r>
+      <w:proofErr w:type="gramStart"/>
+      <w:r>
+        <w:t>have to</w:t>
+      </w:r>
+      <w:proofErr w:type="gramEnd"/>
+      <w:r>
+        <w:t xml:space="preserve"> figure out what I’m missing in my learning. What can I do to pass next year? Is something about my identity making me not good enough? </w:t>
       </w:r>
     </w:p>
     <w:p>
@@ -6114,6 +6212,7 @@
         <w:t xml:space="preserve"> </w:t>
       </w:r>
       <w:proofErr w:type="spellStart"/>
+      <w:proofErr w:type="gramStart"/>
       <w:r>
         <w:rPr>
           <w:i/>
@@ -6127,166 +6226,167 @@
           <w:i/>
           <w:iCs/>
         </w:rPr>
-        <w:t xml:space="preserve"> don’t want to fail</w:t>
-      </w:r>
+        <w:t xml:space="preserve"> don’t</w:t>
+      </w:r>
+      <w:proofErr w:type="gramEnd"/>
       <w:r>
         <w:rPr>
           <w:i/>
           <w:iCs/>
         </w:rPr>
-        <w:t>,</w:t>
+        <w:t xml:space="preserve"> want to fail</w:t>
       </w:r>
       <w:r>
         <w:rPr>
           <w:i/>
           <w:iCs/>
         </w:rPr>
-        <w:t xml:space="preserve"> </w:t>
-      </w:r>
-      <w:proofErr w:type="spellStart"/>
+        <w:t>,</w:t>
+      </w:r>
       <w:r>
         <w:rPr>
           <w:i/>
           <w:iCs/>
         </w:rPr>
-        <w:t>i</w:t>
-      </w:r>
-      <w:proofErr w:type="spellEnd"/>
+        <w:t xml:space="preserve"> </w:t>
+      </w:r>
+      <w:proofErr w:type="spellStart"/>
       <w:r>
         <w:rPr>
           <w:i/>
           <w:iCs/>
         </w:rPr>
-        <w:t xml:space="preserve"> don’t want to feel like </w:t>
-      </w:r>
-      <w:proofErr w:type="spellStart"/>
+        <w:t>i</w:t>
+      </w:r>
+      <w:proofErr w:type="spellEnd"/>
       <w:r>
         <w:rPr>
           <w:i/>
           <w:iCs/>
         </w:rPr>
-        <w:t>i</w:t>
-      </w:r>
-      <w:proofErr w:type="spellEnd"/>
+        <w:t xml:space="preserve"> don’t want to feel like </w:t>
+      </w:r>
+      <w:proofErr w:type="spellStart"/>
       <w:r>
         <w:rPr>
           <w:i/>
           <w:iCs/>
         </w:rPr>
-        <w:t xml:space="preserve"> have a second chance</w:t>
-      </w:r>
+        <w:t>i</w:t>
+      </w:r>
+      <w:proofErr w:type="spellEnd"/>
       <w:r>
         <w:rPr>
           <w:i/>
           <w:iCs/>
         </w:rPr>
-        <w:t xml:space="preserve"> just</w:t>
+        <w:t xml:space="preserve"> have a second chance</w:t>
       </w:r>
       <w:r>
         <w:rPr>
           <w:i/>
           <w:iCs/>
         </w:rPr>
-        <w:t xml:space="preserve"> because </w:t>
-      </w:r>
-      <w:proofErr w:type="spellStart"/>
+        <w:t xml:space="preserve"> just</w:t>
+      </w:r>
       <w:r>
         <w:rPr>
           <w:i/>
           <w:iCs/>
         </w:rPr>
-        <w:t>i</w:t>
-      </w:r>
+        <w:t xml:space="preserve"> because </w:t>
+      </w:r>
+      <w:proofErr w:type="spellStart"/>
       <w:r>
         <w:rPr>
           <w:i/>
           <w:iCs/>
         </w:rPr>
-        <w:t>’m</w:t>
-      </w:r>
-      <w:proofErr w:type="spellEnd"/>
+        <w:t>i</w:t>
+      </w:r>
       <w:r>
         <w:rPr>
           <w:i/>
           <w:iCs/>
         </w:rPr>
-        <w:t xml:space="preserve"> a minority</w:t>
-      </w:r>
+        <w:t>’m</w:t>
+      </w:r>
+      <w:proofErr w:type="spellEnd"/>
       <w:r>
         <w:rPr>
           <w:i/>
           <w:iCs/>
         </w:rPr>
-        <w:t xml:space="preserve">, </w:t>
-      </w:r>
-      <w:proofErr w:type="spellStart"/>
+        <w:t xml:space="preserve"> a minority</w:t>
+      </w:r>
       <w:r>
         <w:rPr>
           <w:i/>
           <w:iCs/>
         </w:rPr>
-        <w:t>i</w:t>
-      </w:r>
-      <w:proofErr w:type="spellEnd"/>
+        <w:t xml:space="preserve">, </w:t>
+      </w:r>
+      <w:proofErr w:type="spellStart"/>
       <w:r>
         <w:rPr>
           <w:i/>
           <w:iCs/>
         </w:rPr>
-        <w:t xml:space="preserve"> don’t want to feel like a token student in this white state</w:t>
-      </w:r>
+        <w:t>i</w:t>
+      </w:r>
+      <w:proofErr w:type="spellEnd"/>
       <w:r>
         <w:rPr>
           <w:i/>
           <w:iCs/>
         </w:rPr>
-        <w:t>.</w:t>
+        <w:t xml:space="preserve"> don’t want to feel like a token student in this white state</w:t>
       </w:r>
       <w:r>
         <w:rPr>
           <w:i/>
           <w:iCs/>
         </w:rPr>
-        <w:t xml:space="preserve"> </w:t>
-      </w:r>
-      <w:proofErr w:type="spellStart"/>
+        <w:t>.</w:t>
+      </w:r>
       <w:r>
         <w:rPr>
           <w:i/>
           <w:iCs/>
         </w:rPr>
-        <w:t>i</w:t>
-      </w:r>
-      <w:proofErr w:type="spellEnd"/>
+        <w:t xml:space="preserve"> </w:t>
+      </w:r>
+      <w:proofErr w:type="spellStart"/>
+      <w:proofErr w:type="gramStart"/>
       <w:r>
         <w:rPr>
           <w:i/>
           <w:iCs/>
         </w:rPr>
-        <w:t xml:space="preserve"> want to do science and learn</w:t>
-      </w:r>
+        <w:t>i</w:t>
+      </w:r>
+      <w:proofErr w:type="spellEnd"/>
       <w:r>
         <w:rPr>
           <w:i/>
           <w:iCs/>
         </w:rPr>
-        <w:t xml:space="preserve">, to discover knowledge and support other minorities, do </w:t>
-      </w:r>
-      <w:proofErr w:type="spellStart"/>
+        <w:t xml:space="preserve"> want</w:t>
+      </w:r>
+      <w:proofErr w:type="gramEnd"/>
       <w:r>
         <w:rPr>
           <w:i/>
           <w:iCs/>
         </w:rPr>
-        <w:t>i</w:t>
-      </w:r>
-      <w:proofErr w:type="spellEnd"/>
+        <w:t xml:space="preserve"> to do science and learn</w:t>
+      </w:r>
       <w:r>
         <w:rPr>
           <w:i/>
           <w:iCs/>
         </w:rPr>
-        <w:t xml:space="preserve"> have to live with these feelings of failure forever? am </w:t>
+        <w:t xml:space="preserve">, to discover knowledge and support other minorities, do </w:t>
       </w:r>
       <w:proofErr w:type="spellStart"/>
       <w:r>
@@ -6302,7 +6402,7 @@
           <w:i/>
           <w:iCs/>
         </w:rPr>
-        <w:t xml:space="preserve"> okay with that when will </w:t>
+        <w:t xml:space="preserve"> have to live with these feelings of failure forever? am </w:t>
       </w:r>
       <w:proofErr w:type="spellStart"/>
       <w:r>
@@ -6318,7 +6418,7 @@
           <w:i/>
           <w:iCs/>
         </w:rPr>
-        <w:t xml:space="preserve"> be okay with that should </w:t>
+        <w:t xml:space="preserve"> okay with that when will </w:t>
       </w:r>
       <w:proofErr w:type="spellStart"/>
       <w:r>
@@ -6334,7 +6434,7 @@
           <w:i/>
           <w:iCs/>
         </w:rPr>
-        <w:t xml:space="preserve"> be okay with that?  </w:t>
+        <w:t xml:space="preserve"> be okay with that should </w:t>
       </w:r>
       <w:proofErr w:type="spellStart"/>
       <w:r>
@@ -6350,7 +6450,32 @@
           <w:i/>
           <w:iCs/>
         </w:rPr>
-        <w:t xml:space="preserve"> hate myself, will </w:t>
+        <w:t xml:space="preserve"> be okay with that?  </w:t>
+      </w:r>
+      <w:proofErr w:type="spellStart"/>
+      <w:proofErr w:type="gramStart"/>
+      <w:r>
+        <w:rPr>
+          <w:i/>
+          <w:iCs/>
+        </w:rPr>
+        <w:t>i</w:t>
+      </w:r>
+      <w:proofErr w:type="spellEnd"/>
+      <w:r>
+        <w:rPr>
+          <w:i/>
+          <w:iCs/>
+        </w:rPr>
+        <w:t xml:space="preserve"> hate</w:t>
+      </w:r>
+      <w:proofErr w:type="gramEnd"/>
+      <w:r>
+        <w:rPr>
+          <w:i/>
+          <w:iCs/>
+        </w:rPr>
+        <w:t xml:space="preserve"> myself, will </w:t>
       </w:r>
       <w:proofErr w:type="spellStart"/>
       <w:r>
@@ -6472,7 +6597,15 @@
         <w:pStyle w:val="Artist"/>
       </w:pPr>
       <w:r>
-        <w:t>I Always Wanna Die (Sometimes) by The 1975</w:t>
+        <w:t xml:space="preserve">I Always Wanna Die (Sometimes) by </w:t>
+      </w:r>
+      <w:proofErr w:type="gramStart"/>
+      <w:r>
+        <w:t>The</w:t>
+      </w:r>
+      <w:proofErr w:type="gramEnd"/>
+      <w:r>
+        <w:t xml:space="preserve"> 1975</w:t>
       </w:r>
     </w:p>
     <w:p>
@@ -6536,7 +6669,15 @@
         <w:t>As I was waiting for the bus, m</w:t>
       </w:r>
       <w:r>
-        <w:t xml:space="preserve">y head felt heavy and everything </w:t>
+        <w:t xml:space="preserve">y head felt </w:t>
+      </w:r>
+      <w:proofErr w:type="gramStart"/>
+      <w:r>
+        <w:t>heavy</w:t>
+      </w:r>
+      <w:proofErr w:type="gramEnd"/>
+      <w:r>
+        <w:t xml:space="preserve"> and everything </w:t>
       </w:r>
       <w:r>
         <w:t>went black</w:t>
@@ -7517,7 +7658,15 @@
         <w:pStyle w:val="lettertext"/>
       </w:pPr>
       <w:r>
-        <w:t xml:space="preserve">Wouldn’t that be a story? Researcher at UW-Madison </w:t>
+        <w:t xml:space="preserve">Wouldn’t that be a story? </w:t>
+      </w:r>
+      <w:proofErr w:type="gramStart"/>
+      <w:r>
+        <w:t>Researcher</w:t>
+      </w:r>
+      <w:proofErr w:type="gramEnd"/>
+      <w:r>
+        <w:t xml:space="preserve"> at UW-Madison </w:t>
       </w:r>
       <w:r>
         <w:t>finds</w:t>
@@ -7545,6 +7694,7 @@
       <w:r>
         <w:t xml:space="preserve">I’m feeling a smidge more confident in communicating my research. But this burden to pass to prove myself as a scientist still feels heavy. </w:t>
       </w:r>
+      <w:proofErr w:type="gramStart"/>
       <w:r>
         <w:rPr>
           <w:i/>
@@ -7561,6 +7711,7 @@
         <w:t>i</w:t>
       </w:r>
       <w:proofErr w:type="spellEnd"/>
+      <w:proofErr w:type="gramEnd"/>
       <w:r>
         <w:rPr>
           <w:i/>
@@ -7633,7 +7784,15 @@
         <w:t xml:space="preserve"> I’ll be an example of why there aren’t many minorities in upper-level degree programs.</w:t>
       </w:r>
       <w:r>
-        <w:t xml:space="preserve"> So I’m focused on learning today instead of worrying about the result.</w:t>
+        <w:t xml:space="preserve"> </w:t>
+      </w:r>
+      <w:proofErr w:type="gramStart"/>
+      <w:r>
+        <w:t>So</w:t>
+      </w:r>
+      <w:proofErr w:type="gramEnd"/>
+      <w:r>
+        <w:t xml:space="preserve"> I’m focused on learning today instead of worrying about the result.</w:t>
       </w:r>
     </w:p>
     <w:p>
@@ -8157,8 +8316,13 @@
       <w:pPr>
         <w:pStyle w:val="lettertext"/>
       </w:pPr>
-      <w:r>
-        <w:t>Yes and yes</w:t>
+      <w:proofErr w:type="gramStart"/>
+      <w:r>
+        <w:t>Yes</w:t>
+      </w:r>
+      <w:proofErr w:type="gramEnd"/>
+      <w:r>
+        <w:t xml:space="preserve"> and yes</w:t>
       </w:r>
       <w:r>
         <w:rPr>
@@ -8174,7 +8338,15 @@
         <w:t>ut</w:t>
       </w:r>
       <w:r>
-        <w:t xml:space="preserve"> all of this deep learning has</w:t>
+        <w:t xml:space="preserve"> </w:t>
+      </w:r>
+      <w:proofErr w:type="gramStart"/>
+      <w:r>
+        <w:t>all of</w:t>
+      </w:r>
+      <w:proofErr w:type="gramEnd"/>
+      <w:r>
+        <w:t xml:space="preserve"> this deep learning has</w:t>
       </w:r>
       <w:r>
         <w:t xml:space="preserve"> </w:t>
@@ -9273,7 +9445,15 @@
       </w:r>
       <w:proofErr w:type="spellEnd"/>
       <w:r>
-        <w:t xml:space="preserve"> is it really love if it don't tear you apart?</w:t>
+        <w:t xml:space="preserve"> is it really love if it </w:t>
+      </w:r>
+      <w:proofErr w:type="gramStart"/>
+      <w:r>
+        <w:t>don't</w:t>
+      </w:r>
+      <w:proofErr w:type="gramEnd"/>
+      <w:r>
+        <w:t xml:space="preserve"> tear you apart?</w:t>
       </w:r>
       <w:bookmarkEnd w:id="106"/>
       <w:bookmarkEnd w:id="107"/>
@@ -9857,30 +10037,30 @@
         <w:rPr>
           <w:rStyle w:val="PSChar"/>
         </w:rPr>
+        <w:t>P.S.</w:t>
+      </w:r>
+      <w:r>
+        <w:t xml:space="preserve"> </w:t>
+      </w:r>
+      <w:r>
+        <w:t xml:space="preserve">In this song, Gatlin realizes that she loved </w:t>
+      </w:r>
+      <w:r>
+        <w:t>the chase of a</w:t>
+      </w:r>
+      <w:r>
+        <w:t xml:space="preserve"> relationship more than the person. </w:t>
+      </w:r>
+    </w:p>
+    <w:p>
+      <w:pPr>
+        <w:pStyle w:val="lettertext"/>
+      </w:pPr>
+      <w:r>
+        <w:rPr>
+          <w:rStyle w:val="PSChar"/>
+        </w:rPr>
         <w:t>P.P.S.</w:t>
-      </w:r>
-      <w:r>
-        <w:t xml:space="preserve"> </w:t>
-      </w:r>
-      <w:r>
-        <w:t xml:space="preserve">In this song, Gatlin realizes that she loved </w:t>
-      </w:r>
-      <w:r>
-        <w:t>the chase of a</w:t>
-      </w:r>
-      <w:r>
-        <w:t xml:space="preserve"> relationship more than the person. </w:t>
-      </w:r>
-    </w:p>
-    <w:p>
-      <w:pPr>
-        <w:pStyle w:val="lettertext"/>
-      </w:pPr>
-      <w:r>
-        <w:rPr>
-          <w:rStyle w:val="PSChar"/>
-        </w:rPr>
-        <w:t>P.P.P.S.</w:t>
       </w:r>
       <w:r>
         <w:t xml:space="preserve"> For a while now, </w:t>
@@ -9942,7 +10122,7 @@
         <w:rPr>
           <w:rStyle w:val="PSChar"/>
         </w:rPr>
-        <w:t>P.P.P.P.S.</w:t>
+        <w:t>P.P.P.S.</w:t>
       </w:r>
       <w:r>
         <w:t xml:space="preserve"> Those questions from years ago ring in my head: </w:t>
@@ -10171,7 +10351,15 @@
         <w:pStyle w:val="lettertext"/>
       </w:pPr>
       <w:r>
-        <w:t xml:space="preserve">It feels like I’ve already given a lifetime’s worth of energy to this endeavor called PhD. My body is perpetually tired, my mind ailing with doubt, anguish, and distress. Another sleepless night. Hours pass and I continue to feel useless, thinking of all the things that I have to accomplish to graduate, yet being unable to do any of it. </w:t>
+        <w:t xml:space="preserve">It feels like I’ve already given a lifetime’s worth of energy to this endeavor called PhD. My body is perpetually tired, my mind ailing with doubt, anguish, and distress. Another sleepless night. Hours pass and I continue to feel useless, thinking of all the things that I </w:t>
+      </w:r>
+      <w:proofErr w:type="gramStart"/>
+      <w:r>
+        <w:t>have to</w:t>
+      </w:r>
+      <w:proofErr w:type="gramEnd"/>
+      <w:r>
+        <w:t xml:space="preserve"> accomplish to graduate, yet being unable to do any of it. </w:t>
       </w:r>
     </w:p>
     <w:p>
@@ -11163,7 +11351,15 @@
         <w:pStyle w:val="Dear"/>
       </w:pPr>
       <w:r>
-        <w:t>To You Who I Hold In High Regard,</w:t>
+        <w:t xml:space="preserve">To You Who I Hold </w:t>
+      </w:r>
+      <w:proofErr w:type="gramStart"/>
+      <w:r>
+        <w:t>In</w:t>
+      </w:r>
+      <w:proofErr w:type="gramEnd"/>
+      <w:r>
+        <w:t xml:space="preserve"> High Regard,</w:t>
       </w:r>
       <w:r>
         <w:tab/>
@@ -11516,6 +11712,14 @@
         <w:t>.</w:t>
       </w:r>
     </w:p>
+    <w:p>
+      <w:pPr>
+        <w:pStyle w:val="lettertext"/>
+      </w:pPr>
+      <w:r>
+        <w:t>It’s stressful and scary, but grad school has taught me to navigate uncertainty by seizing it as an opportunity to learn.</w:t>
+      </w:r>
+    </w:p>
     <w:bookmarkStart w:id="121" w:name="turmspringa_text"/>
     <w:bookmarkStart w:id="122" w:name="_Hlk171457759"/>
     <w:p>
@@ -11624,11 +11828,6 @@
       </w:r>
       <w:r>
         <w:t xml:space="preserve">would you make that big decision that led you to where you are today? </w:t>
-      </w:r>
-    </w:p>
-    <w:p>
-      <w:r>
-        <w:br w:type="page"/>
       </w:r>
     </w:p>
     <w:p>
@@ -12156,7 +12355,23 @@
           <w:sz w:val="20"/>
           <w:szCs w:val="20"/>
         </w:rPr>
-        <w:t xml:space="preserve">I’m not yet sure what I’ll be doing next. But first I want to regain my ability to experience. Travel to new places, use my coding skills to analyze basketball stats, do a darkness retreat. Just give myself </w:t>
+        <w:t xml:space="preserve">I’m not yet sure what I’ll be doing next. But first I want to regain my ability to experience. Travel to new places, use my coding skills to analyze basketball stats, do a darkness retreat. Just give </w:t>
+      </w:r>
+      <w:proofErr w:type="gramStart"/>
+      <w:r>
+        <w:rPr>
+          <w:sz w:val="20"/>
+          <w:szCs w:val="20"/>
+        </w:rPr>
+        <w:t>myself</w:t>
+      </w:r>
+      <w:proofErr w:type="gramEnd"/>
+      <w:r>
+        <w:rPr>
+          <w:sz w:val="20"/>
+          <w:szCs w:val="20"/>
+        </w:rPr>
+        <w:t xml:space="preserve"> </w:t>
       </w:r>
       <w:r>
         <w:rPr>
@@ -12211,23 +12426,51 @@
           <w:sz w:val="20"/>
           <w:szCs w:val="20"/>
         </w:rPr>
-        <w:t xml:space="preserve">Thank you, PhD, for teaching me how to learn at the highest level. I’m not the smartest student, and this journey wasn’t anywhere near a perfect PhD. But it helped me grow into the person that I am: a </w:t>
-      </w:r>
-      <w:proofErr w:type="spellStart"/>
+        <w:t xml:space="preserve">Thank you, PhD, for teaching me how to learn at the highest level. </w:t>
+      </w:r>
       <w:r>
         <w:rPr>
           <w:sz w:val="20"/>
           <w:szCs w:val="20"/>
         </w:rPr>
-        <w:t>tryhard</w:t>
-      </w:r>
-      <w:proofErr w:type="spellEnd"/>
+        <w:t>To be vulnerable with myself in my learning, my present, and my identity. T</w:t>
+      </w:r>
       <w:r>
         <w:rPr>
           <w:sz w:val="20"/>
           <w:szCs w:val="20"/>
         </w:rPr>
-        <w:t>, a thinker, and someone who knows I can make a difference somewhere if I just put my mind to it to learn.</w:t>
+        <w:t>his journey wasn’t anywhere near a perfect PhD. But it helped me grow</w:t>
+      </w:r>
+      <w:r>
+        <w:rPr>
+          <w:sz w:val="20"/>
+          <w:szCs w:val="20"/>
+        </w:rPr>
+        <w:t xml:space="preserve"> into the person who I am</w:t>
+      </w:r>
+      <w:r>
+        <w:rPr>
+          <w:sz w:val="20"/>
+          <w:szCs w:val="20"/>
+        </w:rPr>
+        <w:t xml:space="preserve">: a </w:t>
+      </w:r>
+      <w:proofErr w:type="spellStart"/>
+      <w:r>
+        <w:rPr>
+          <w:sz w:val="20"/>
+          <w:szCs w:val="20"/>
+        </w:rPr>
+        <w:t>tryhard</w:t>
+      </w:r>
+      <w:proofErr w:type="spellEnd"/>
+      <w:r>
+        <w:rPr>
+          <w:sz w:val="20"/>
+          <w:szCs w:val="20"/>
+        </w:rPr>
+        <w:t>, a thinker, and someone who knows I can make a difference if I just put my mind to it to learn.</w:t>
       </w:r>
     </w:p>
     <w:p>
